--- a/3 Project Design Phase/Proposed Solution.docx
+++ b/3 Project Design Phase/Proposed Solution.docx
@@ -137,7 +137,7 @@
               <w:rPr>
                 <w:sz w:val="24"/>
               </w:rPr>
-              <w:t xml:space="preserve">02 October 2026</w:t>
+              <w:t>01/10/2026</w:t>
             </w:r>
           </w:p>
         </w:tc>
@@ -251,7 +251,53 @@
               <w:rPr>
                 <w:sz w:val="24"/>
               </w:rPr>
-              <w:t xml:space="preserve">PocketSmart AI - Budget &amp; Recommendation Assistant</w:t>
+              <w:t>PocketSmart AI - Your Smart Budget &amp; Recommendation Assistant</w:t>
+            </w:r>
+          </w:p>
+        </w:tc>
+      </w:tr>
+      <w:tr>
+        <w:trPr>
+          <w:trHeight w:val="719" w:hRule="atLeast"/>
+        </w:trPr>
+        <w:tc>
+          <w:tcPr>
+            <w:tcW w:w="4680" w:type="dxa"/>
+          </w:tcPr>
+          <w:p>
+            <w:pPr>
+              <w:pStyle w:val="TableParagraph"/>
+              <w:spacing w:before="118"/>
+              <w:rPr>
+                <w:sz w:val="24"/>
+              </w:rPr>
+            </w:pPr>
+            <w:r>
+              <w:rPr>
+                <w:sz w:val="24"/>
+              </w:rPr>
+              <w:t>Guide</w:t>
+            </w:r>
+          </w:p>
+        </w:tc>
+        <w:tc>
+          <w:tcPr>
+            <w:tcW w:w="4680" w:type="dxa"/>
+          </w:tcPr>
+          <w:p>
+            <w:pPr>
+              <w:pStyle w:val="TableParagraph"/>
+              <w:spacing w:before="118"/>
+              <w:ind w:right="109"/>
+              <w:rPr>
+                <w:sz w:val="24"/>
+              </w:rPr>
+            </w:pPr>
+            <w:r>
+              <w:rPr>
+                <w:sz w:val="24"/>
+              </w:rPr>
+              <w:t>N. Indumathi AP/CSE</w:t>
             </w:r>
           </w:p>
         </w:tc>
@@ -393,7 +439,7 @@
       </w:pPr>
       <w:r>
         <w:rPr/>
-        <w:t xml:space="preserve">The proposal report aims to make personal budgeting effortless using machine learning and generative AI. PocketSmart AI automatically categorizes transactions, flags unusual charges, forecasts next-week spending and explains the results in plain English, helping users plan better and feel in control of their money.</w:t>
+        <w:t>The proposal report aims to make shopping with a budget effortless using generative AI. PocketSmart AI turns a budget and a few preferences into verified product recommendations for home interiors, parties and jewelry, helping users save time and avoid overspending.</w:t>
       </w:r>
     </w:p>
     <w:p>
@@ -517,7 +563,7 @@
               <w:rPr>
                 <w:sz w:val="24"/>
               </w:rPr>
-              <w:t xml:space="preserve">The primary objective is to help users understand and control their spending by automatically categorizing transactions, detecting unusual charges, forecasting next-week spend per category and explaining the results in plain English.</w:t>
+              <w:t>To help users turn a budget and a few preferences into a concrete, budget-checked shopping plan for Home Interior, Party and Jewelry, using Google Gemini to choose and explain products and code to verify every plan.</w:t>
             </w:r>
           </w:p>
         </w:tc>
@@ -564,7 +610,7 @@
               <w:rPr>
                 <w:sz w:val="24"/>
               </w:rPr>
-              <w:t xml:space="preserve">The project covers a synthetic transaction generator, a merchant-string classifier (10 categories), anomaly detection, weekly per-category forecasting, an evaluation report, a five-endpoint FastAPI service, a Gemini layer that only phrases model output, a Streamlit frontend and Google Cloud Run deployment.</w:t>
+              <w:t>A FastAPI web app with registration and login (JWT), three planners (jewelry accepts an outfit photo), a simulated product catalog, Gemini integration with model fallback, answer verification, a rule-based fallback engine, SQLite history with a dashboard, and 30 automated tests.</w:t>
             </w:r>
           </w:p>
         </w:tc>
@@ -655,7 +701,7 @@
               <w:rPr>
                 <w:sz w:val="24"/>
               </w:rPr>
-              <w:t xml:space="preserve">Users with UPI and card spending cannot see where their money goes because statements are unlabeled merchant strings, and existing tools report only past totals, so overspending is noticed after the fact.</w:t>
+              <w:t>People planning a purchase must split one budget across many products and platforms. Browsing sites one by one is slow, and it is easy to overspend or forget items (a party needs a venue, food and decor).</w:t>
             </w:r>
           </w:p>
         </w:tc>
@@ -702,7 +748,7 @@
               <w:rPr>
                 <w:sz w:val="24"/>
               </w:rPr>
-              <w:t xml:space="preserve">Solving this gives users clear category-level visibility, early warning of unusual charges and a forecast to plan the coming week, leading to less month-end stress and better saving habits.</w:t>
+              <w:t>Solving this saves time, prevents overspending and gives a transparent reason for every choice, so users can decide with confidence.</w:t>
             </w:r>
           </w:p>
         </w:tc>
@@ -793,7 +839,7 @@
               <w:rPr>
                 <w:sz w:val="24"/>
               </w:rPr>
-              <w:t xml:space="preserve">Classical ML does the numbers (TF-IDF character n-grams with Logistic Regression for categories, rolling z-score and Isolation Forest for anomalies, baseline and SARIMAX models for forecasts) and Generative AI (Gemini) only turns those results into plain-English advice. Nothing is computed or predicted by the LLM.</w:t>
+              <w:t>AI proposes, code disposes: Gemini chooses from a closed list of real catalog items and explains each pick; the backend verifies real ids and a total within budget; a rule-based engine takes over if the AI fails.</w:t>
             </w:r>
           </w:p>
         </w:tc>
@@ -846,7 +892,7 @@
               <w:rPr>
                 <w:sz w:val="24"/>
               </w:rPr>
-              <w:t xml:space="preserve">- Merchant-string classifier into 10 spending categories with confidence score.</w:t>
+              <w:t>- Home, Party and Jewelry planners (jewelry with optional outfit image)</w:t>
             </w:r>
           </w:p>
           <w:p>
@@ -862,7 +908,7 @@
               <w:rPr>
                 <w:sz w:val="24"/>
               </w:rPr>
-              <w:t xml:space="preserve">- Anomaly detection and per-category weekly forecasting evaluated against baselines.</w:t>
+              <w:t>- Gemini text and text+image prompts with model fallback chain</w:t>
             </w:r>
           </w:p>
           <w:p>
@@ -878,7 +924,39 @@
               <w:rPr>
                 <w:sz w:val="24"/>
               </w:rPr>
-              <w:t xml:space="preserve">- Gemini advice with response cache and template fallback, served through a FastAPI API and Streamlit UI on Cloud Run.</w:t>
+              <w:t>- Verification of every AI answer and rule-based fallback</w:t>
+            </w:r>
+          </w:p>
+          <w:p>
+            <w:pPr>
+              <w:pStyle w:val="TableParagraph"/>
+              <w:spacing w:before="108"/>
+              <w:ind w:left="139" w:right="50"/>
+              <w:rPr>
+                <w:sz w:val="24"/>
+              </w:rPr>
+            </w:pPr>
+            <w:r>
+              <w:rPr>
+                <w:sz w:val="24"/>
+              </w:rPr>
+              <w:t>- Register, login, JWT sessions, dashboard and history</w:t>
+            </w:r>
+          </w:p>
+          <w:p>
+            <w:pPr>
+              <w:pStyle w:val="TableParagraph"/>
+              <w:spacing w:before="108"/>
+              <w:ind w:left="139" w:right="50"/>
+              <w:rPr>
+                <w:sz w:val="24"/>
+              </w:rPr>
+            </w:pPr>
+            <w:r>
+              <w:rPr>
+                <w:sz w:val="24"/>
+              </w:rPr>
+              <w:t>- Cards with sort and platform filter, budget usage bar</w:t>
             </w:r>
           </w:p>
         </w:tc>
@@ -1178,7 +1256,7 @@
               <w:rPr>
                 <w:sz w:val="24"/>
               </w:rPr>
-              <w:t xml:space="preserve">Local CPU laptop for development; Google Cloud Run container for serving</w:t>
+              <w:t>Local laptop CPU; no GPU needed because Gemini runs in Google's cloud</w:t>
             </w:r>
           </w:p>
         </w:tc>
@@ -1251,7 +1329,7 @@
               <w:rPr>
                 <w:sz w:val="24"/>
               </w:rPr>
-              <w:t xml:space="preserve">Local laptop RAM for training; 512 MiB container on Cloud Run</w:t>
+              <w:t>Standard laptop RAM; the app uses about 75 MB while running</w:t>
             </w:r>
           </w:p>
         </w:tc>
@@ -1369,7 +1447,7 @@
               <w:rPr>
                 <w:sz w:val="24"/>
               </w:rPr>
-              <w:t xml:space="preserve">Under 1 GB for CSV data, model file and results</w:t>
+              <w:t>Under 100 MB for code and the SQLite file; uploaded images are not stored</w:t>
             </w:r>
           </w:p>
         </w:tc>
@@ -1472,7 +1550,7 @@
                 <w:spacing w:val="-2"/>
                 <w:sz w:val="24"/>
               </w:rPr>
-              <w:t xml:space="preserve">FastAPI, Streamlit</w:t>
+              <w:t>FastAPI, Uvicorn, Jinja2</w:t>
             </w:r>
           </w:p>
         </w:tc>
@@ -1546,7 +1624,7 @@
               <w:rPr>
                 <w:sz w:val="24"/>
               </w:rPr>
-              <w:t xml:space="preserve">scikit-learn, statsmodels, pandas, numpy, joblib, pydantic, matplotlib, Gemini client library</w:t>
+              <w:t>google-genai, PyJWT, Pydantic, Pillow, python-dotenv, python-multipart, pytest, httpx</w:t>
             </w:r>
           </w:p>
         </w:tc>
@@ -1616,7 +1694,7 @@
               <w:rPr>
                 <w:sz w:val="24"/>
               </w:rPr>
-              <w:t xml:space="preserve">VS Code / Claude Code, Python 3.11 (conda), Git and GitHub</w:t>
+              <w:t>VS Code / Claude Code, Python 3.10+, venv, Git</w:t>
             </w:r>
           </w:p>
         </w:tc>
@@ -1719,7 +1797,7 @@
               <w:rPr>
                 <w:sz w:val="24"/>
               </w:rPr>
-              <w:t xml:space="preserve">Synthetic transactions generated by data/generate.py, about 8,000 to 12,000 rows, CSV; plus 300 hand-labelled merchant strings</w:t>
+              <w:t>Simulated product catalog in app/products.py: 24 home, 14 party and 14 jewelry items; user and history data in SQLite</w:t>
             </w:r>
           </w:p>
         </w:tc>
